--- a/documentation/System_Defense_Guide.docx
+++ b/documentation/System_Defense_Guide.docx
@@ -5000,7 +5000,7 @@
               <w:rPr>
                 <w:sz w:val="20"/>
               </w:rPr>
-              <w:t>Backend: 143 feature tests (604 assertions) across 18 files · AI engine: 171 unit tests across 8 modules (118 of them the five-module solver suite) · cross-section conflict suite: 25 tests (101 assertions) · frontend typecheck + production build</w:t>
+              <w:t>Backend: 289 feature tests (1402 assertions) across 26 files · AI engine: 171 unit tests across 8 modules (118 of them the five-module solver suite) · cross-section conflict suite: 25 tests (101 assertions) · frontend typecheck + production build</w:t>
             </w:r>
           </w:p>
         </w:tc>
@@ -6983,7 +6983,7 @@
         <w:t>Automated backend suite</w:t>
       </w:r>
       <w:r>
-        <w:t xml:space="preserve">: 143 Laravel feature tests (604 assertions) across 18 files — authentication, subject/section validation rules, generation attribution, the publish gate, the published-reference delete guard (409 and the force path), solver-status acceptance (a fully-placed </w:t>
+        <w:t xml:space="preserve">: 289 Laravel feature tests (1402 assertions) across 26 files — authentication, subject/section validation rules, generation attribution, the publish gate, the published-reference delete guard (409 and the force path), solver-status acceptance (a fully-placed </w:t>
       </w:r>
       <w:r>
         <w:rPr>
@@ -7011,7 +7011,7 @@
         <w:pStyle w:val="Quote"/>
       </w:pPr>
       <w:r>
-        <w:t>Run them with cd backend &amp;&amp; php artisan test (143 tests — 604 assertions, last reported passing) and cd ai-engine &amp;&amp; ./.venv/Scripts/python.exe -m unittest discover -s tests (171 tests across 8 modules, counted from the committed files but not re-run in the reconciliation). Note it is unittest, not pytest — pytest is not installed in the engine's virtual environment.</w:t>
+        <w:t>Run them with cd backend &amp;&amp; php artisan test (289 tests — 1402 assertions, re-run 2026-10-13, all passing) and cd ai-engine &amp;&amp; ./.venv/Scripts/python.exe -m unittest discover -s tests (171 tests across 8 modules, re-run 2026-10-13, OK). Note it is unittest, not pytest — pytest is not installed in the engine's virtual environment.</w:t>
       </w:r>
     </w:p>
     <w:p>
